--- a/Part-B-TAM-Support-Intelligence.docx
+++ b/Part-B-TAM-Support-Intelligence.docx
@@ -137,9 +137,18 @@
     </w:p>
     <w:tbl>
       <w:tblPr>
-        <w:tblStyle w:val="Sinch"/>
+        <w:tblStyle w:val="TableGrid"/>
         <w:tblW w:type="auto" w:w="0"/>
         <w:tblLook w:firstColumn="1" w:firstRow="1" w:lastColumn="0" w:lastRow="0" w:noHBand="0" w:noVBand="1" w:val="04A0"/>
+        <w:jc w:val="center"/>
+        <w:tblBorders>
+          <w:top w:val="single" w:sz="4" w:space="0" w:color="B7C0CC"/>
+          <w:left w:val="single" w:sz="4" w:space="0" w:color="B7C0CC"/>
+          <w:bottom w:val="single" w:sz="4" w:space="0" w:color="B7C0CC"/>
+          <w:right w:val="single" w:sz="4" w:space="0" w:color="B7C0CC"/>
+          <w:insideH w:val="single" w:sz="4" w:space="0" w:color="B7C0CC"/>
+          <w:insideV w:val="single" w:sz="4" w:space="0" w:color="B7C0CC"/>
+        </w:tblBorders>
       </w:tblPr>
       <w:tblGrid>
         <w:gridCol w:w="5046"/>
@@ -149,11 +158,25 @@
         <w:tc>
           <w:tcPr>
             <w:tcW w:type="dxa" w:w="5046"/>
+            <w:vAlign w:val="center"/>
+            <w:tcMar>
+              <w:top w:w="60" w:type="dxa"/>
+              <w:bottom w:w="60" w:type="dxa"/>
+              <w:left w:w="110" w:type="dxa"/>
+              <w:right w:w="110" w:type="dxa"/>
+            </w:tcMar>
+            <w:shd w:val="clear" w:color="auto" w:fill="1B3A5B"/>
           </w:tcPr>
           <w:p>
+            <w:pPr>
+              <w:spacing w:after="40" w:before="40"/>
+            </w:pPr>
             <w:r>
               <w:rPr>
-                <w:b/>
+                <w:b w:val="true"/>
+                <w:color w:val="FFFFFF"/>
+                <w:sz w:val="24"/>
+                <w:szCs w:val="24"/>
               </w:rPr>
               <w:t>Metric</w:t>
             </w:r>
@@ -162,11 +185,25 @@
         <w:tc>
           <w:tcPr>
             <w:tcW w:type="dxa" w:w="5046"/>
+            <w:vAlign w:val="center"/>
+            <w:tcMar>
+              <w:top w:w="60" w:type="dxa"/>
+              <w:bottom w:w="60" w:type="dxa"/>
+              <w:left w:w="110" w:type="dxa"/>
+              <w:right w:w="110" w:type="dxa"/>
+            </w:tcMar>
+            <w:shd w:val="clear" w:color="auto" w:fill="1B3A5B"/>
           </w:tcPr>
           <w:p>
+            <w:pPr>
+              <w:spacing w:after="40" w:before="40"/>
+            </w:pPr>
             <w:r>
               <w:rPr>
-                <w:b/>
+                <w:b w:val="true"/>
+                <w:color w:val="FFFFFF"/>
+                <w:sz w:val="24"/>
+                <w:szCs w:val="24"/>
               </w:rPr>
               <w:t>Use for TAMs</w:t>
             </w:r>
@@ -177,9 +214,23 @@
         <w:tc>
           <w:tcPr>
             <w:tcW w:type="dxa" w:w="5046"/>
+            <w:vAlign w:val="center"/>
+            <w:tcMar>
+              <w:top w:w="60" w:type="dxa"/>
+              <w:bottom w:w="60" w:type="dxa"/>
+              <w:left w:w="110" w:type="dxa"/>
+              <w:right w:w="110" w:type="dxa"/>
+            </w:tcMar>
           </w:tcPr>
           <w:p>
+            <w:pPr>
+              <w:spacing w:after="40" w:before="40"/>
+            </w:pPr>
             <w:r>
+              <w:rPr>
+                <w:sz w:val="22"/>
+                <w:szCs w:val="22"/>
+              </w:rPr>
               <w:t>P1, P2 volume</w:t>
             </w:r>
           </w:p>
@@ -187,9 +238,23 @@
         <w:tc>
           <w:tcPr>
             <w:tcW w:type="dxa" w:w="5046"/>
+            <w:vAlign w:val="center"/>
+            <w:tcMar>
+              <w:top w:w="60" w:type="dxa"/>
+              <w:bottom w:w="60" w:type="dxa"/>
+              <w:left w:w="110" w:type="dxa"/>
+              <w:right w:w="110" w:type="dxa"/>
+            </w:tcMar>
           </w:tcPr>
           <w:p>
+            <w:pPr>
+              <w:spacing w:after="40" w:before="40"/>
+            </w:pPr>
             <w:r>
+              <w:rPr>
+                <w:sz w:val="22"/>
+                <w:szCs w:val="22"/>
+              </w:rPr>
               <w:t>Escalation and incident load per portfolio</w:t>
             </w:r>
           </w:p>
@@ -199,9 +264,23 @@
         <w:tc>
           <w:tcPr>
             <w:tcW w:type="dxa" w:w="5046"/>
+            <w:vAlign w:val="center"/>
+            <w:tcMar>
+              <w:top w:w="60" w:type="dxa"/>
+              <w:bottom w:w="60" w:type="dxa"/>
+              <w:left w:w="110" w:type="dxa"/>
+              <w:right w:w="110" w:type="dxa"/>
+            </w:tcMar>
           </w:tcPr>
           <w:p>
+            <w:pPr>
+              <w:spacing w:after="40" w:before="40"/>
+            </w:pPr>
             <w:r>
+              <w:rPr>
+                <w:sz w:val="22"/>
+                <w:szCs w:val="22"/>
+              </w:rPr>
               <w:t>SLA breaches</w:t>
             </w:r>
           </w:p>
@@ -209,9 +288,23 @@
         <w:tc>
           <w:tcPr>
             <w:tcW w:type="dxa" w:w="5046"/>
+            <w:vAlign w:val="center"/>
+            <w:tcMar>
+              <w:top w:w="60" w:type="dxa"/>
+              <w:bottom w:w="60" w:type="dxa"/>
+              <w:left w:w="110" w:type="dxa"/>
+              <w:right w:w="110" w:type="dxa"/>
+            </w:tcMar>
           </w:tcPr>
           <w:p>
+            <w:pPr>
+              <w:spacing w:after="40" w:before="40"/>
+            </w:pPr>
             <w:r>
+              <w:rPr>
+                <w:sz w:val="22"/>
+                <w:szCs w:val="22"/>
+              </w:rPr>
               <w:t>First-response and resolution compliance</w:t>
             </w:r>
           </w:p>
@@ -221,9 +314,23 @@
         <w:tc>
           <w:tcPr>
             <w:tcW w:type="dxa" w:w="5046"/>
+            <w:vAlign w:val="center"/>
+            <w:tcMar>
+              <w:top w:w="60" w:type="dxa"/>
+              <w:bottom w:w="60" w:type="dxa"/>
+              <w:left w:w="110" w:type="dxa"/>
+              <w:right w:w="110" w:type="dxa"/>
+            </w:tcMar>
           </w:tcPr>
           <w:p>
+            <w:pPr>
+              <w:spacing w:after="40" w:before="40"/>
+            </w:pPr>
             <w:r>
+              <w:rPr>
+                <w:sz w:val="22"/>
+                <w:szCs w:val="22"/>
+              </w:rPr>
               <w:t>CSAT</w:t>
             </w:r>
           </w:p>
@@ -231,9 +338,23 @@
         <w:tc>
           <w:tcPr>
             <w:tcW w:type="dxa" w:w="5046"/>
+            <w:vAlign w:val="center"/>
+            <w:tcMar>
+              <w:top w:w="60" w:type="dxa"/>
+              <w:bottom w:w="60" w:type="dxa"/>
+              <w:left w:w="110" w:type="dxa"/>
+              <w:right w:w="110" w:type="dxa"/>
+            </w:tcMar>
           </w:tcPr>
           <w:p>
+            <w:pPr>
+              <w:spacing w:after="40" w:before="40"/>
+            </w:pPr>
             <w:r>
+              <w:rPr>
+                <w:sz w:val="22"/>
+                <w:szCs w:val="22"/>
+              </w:rPr>
               <w:t>Satisfaction trend and low-score follow-up</w:t>
             </w:r>
           </w:p>
@@ -243,9 +364,23 @@
         <w:tc>
           <w:tcPr>
             <w:tcW w:type="dxa" w:w="5046"/>
+            <w:vAlign w:val="center"/>
+            <w:tcMar>
+              <w:top w:w="60" w:type="dxa"/>
+              <w:bottom w:w="60" w:type="dxa"/>
+              <w:left w:w="110" w:type="dxa"/>
+              <w:right w:w="110" w:type="dxa"/>
+            </w:tcMar>
           </w:tcPr>
           <w:p>
+            <w:pPr>
+              <w:spacing w:after="40" w:before="40"/>
+            </w:pPr>
             <w:r>
+              <w:rPr>
+                <w:sz w:val="22"/>
+                <w:szCs w:val="22"/>
+              </w:rPr>
               <w:t>MTTA, MTTR</w:t>
             </w:r>
           </w:p>
@@ -253,9 +388,23 @@
         <w:tc>
           <w:tcPr>
             <w:tcW w:type="dxa" w:w="5046"/>
+            <w:vAlign w:val="center"/>
+            <w:tcMar>
+              <w:top w:w="60" w:type="dxa"/>
+              <w:bottom w:w="60" w:type="dxa"/>
+              <w:left w:w="110" w:type="dxa"/>
+              <w:right w:w="110" w:type="dxa"/>
+            </w:tcMar>
           </w:tcPr>
           <w:p>
+            <w:pPr>
+              <w:spacing w:after="40" w:before="40"/>
+            </w:pPr>
             <w:r>
+              <w:rPr>
+                <w:sz w:val="22"/>
+                <w:szCs w:val="22"/>
+              </w:rPr>
               <w:t>Responsiveness and resolution speed</w:t>
             </w:r>
           </w:p>
@@ -265,9 +414,23 @@
         <w:tc>
           <w:tcPr>
             <w:tcW w:type="dxa" w:w="5046"/>
+            <w:vAlign w:val="center"/>
+            <w:tcMar>
+              <w:top w:w="60" w:type="dxa"/>
+              <w:bottom w:w="60" w:type="dxa"/>
+              <w:left w:w="110" w:type="dxa"/>
+              <w:right w:w="110" w:type="dxa"/>
+            </w:tcMar>
           </w:tcPr>
           <w:p>
+            <w:pPr>
+              <w:spacing w:after="40" w:before="40"/>
+            </w:pPr>
             <w:r>
+              <w:rPr>
+                <w:sz w:val="22"/>
+                <w:szCs w:val="22"/>
+              </w:rPr>
               <w:t>Reopenings</w:t>
             </w:r>
           </w:p>
@@ -275,9 +438,23 @@
         <w:tc>
           <w:tcPr>
             <w:tcW w:type="dxa" w:w="5046"/>
+            <w:vAlign w:val="center"/>
+            <w:tcMar>
+              <w:top w:w="60" w:type="dxa"/>
+              <w:bottom w:w="60" w:type="dxa"/>
+              <w:left w:w="110" w:type="dxa"/>
+              <w:right w:w="110" w:type="dxa"/>
+            </w:tcMar>
           </w:tcPr>
           <w:p>
+            <w:pPr>
+              <w:spacing w:after="40" w:before="40"/>
+            </w:pPr>
             <w:r>
+              <w:rPr>
+                <w:sz w:val="22"/>
+                <w:szCs w:val="22"/>
+              </w:rPr>
               <w:t>Quality, stability signal (day to year buckets)</w:t>
             </w:r>
           </w:p>
@@ -287,9 +464,23 @@
         <w:tc>
           <w:tcPr>
             <w:tcW w:type="dxa" w:w="5046"/>
+            <w:vAlign w:val="center"/>
+            <w:tcMar>
+              <w:top w:w="60" w:type="dxa"/>
+              <w:bottom w:w="60" w:type="dxa"/>
+              <w:left w:w="110" w:type="dxa"/>
+              <w:right w:w="110" w:type="dxa"/>
+            </w:tcMar>
           </w:tcPr>
           <w:p>
+            <w:pPr>
+              <w:spacing w:after="40" w:before="40"/>
+            </w:pPr>
             <w:r>
+              <w:rPr>
+                <w:sz w:val="22"/>
+                <w:szCs w:val="22"/>
+              </w:rPr>
               <w:t>Account Health Score (0-100)</w:t>
             </w:r>
           </w:p>
@@ -297,9 +488,23 @@
         <w:tc>
           <w:tcPr>
             <w:tcW w:type="dxa" w:w="5046"/>
+            <w:vAlign w:val="center"/>
+            <w:tcMar>
+              <w:top w:w="60" w:type="dxa"/>
+              <w:bottom w:w="60" w:type="dxa"/>
+              <w:left w:w="110" w:type="dxa"/>
+              <w:right w:w="110" w:type="dxa"/>
+            </w:tcMar>
           </w:tcPr>
           <w:p>
+            <w:pPr>
+              <w:spacing w:after="40" w:before="40"/>
+            </w:pPr>
             <w:r>
+              <w:rPr>
+                <w:sz w:val="22"/>
+                <w:szCs w:val="22"/>
+              </w:rPr>
               <w:t>Composite portfolio health at a glance</w:t>
             </w:r>
           </w:p>
@@ -309,9 +514,23 @@
         <w:tc>
           <w:tcPr>
             <w:tcW w:type="dxa" w:w="5046"/>
+            <w:vAlign w:val="center"/>
+            <w:tcMar>
+              <w:top w:w="60" w:type="dxa"/>
+              <w:bottom w:w="60" w:type="dxa"/>
+              <w:left w:w="110" w:type="dxa"/>
+              <w:right w:w="110" w:type="dxa"/>
+            </w:tcMar>
           </w:tcPr>
           <w:p>
+            <w:pPr>
+              <w:spacing w:after="40" w:before="40"/>
+            </w:pPr>
             <w:r>
+              <w:rPr>
+                <w:sz w:val="22"/>
+                <w:szCs w:val="22"/>
+              </w:rPr>
               <w:t>At-risk accounts</w:t>
             </w:r>
           </w:p>
@@ -319,9 +538,23 @@
         <w:tc>
           <w:tcPr>
             <w:tcW w:type="dxa" w:w="5046"/>
+            <w:vAlign w:val="center"/>
+            <w:tcMar>
+              <w:top w:w="60" w:type="dxa"/>
+              <w:bottom w:w="60" w:type="dxa"/>
+              <w:left w:w="110" w:type="dxa"/>
+              <w:right w:w="110" w:type="dxa"/>
+            </w:tcMar>
           </w:tcPr>
           <w:p>
+            <w:pPr>
+              <w:spacing w:after="40" w:before="40"/>
+            </w:pPr>
             <w:r>
+              <w:rPr>
+                <w:sz w:val="22"/>
+                <w:szCs w:val="22"/>
+              </w:rPr>
               <w:t>Accounts needing proactive TAM attention</w:t>
             </w:r>
           </w:p>
@@ -952,9 +1185,18 @@
     </w:p>
     <w:tbl>
       <w:tblPr>
-        <w:tblStyle w:val="Sinch"/>
+        <w:tblStyle w:val="TableGrid"/>
         <w:tblW w:type="auto" w:w="0"/>
         <w:tblLook w:firstColumn="1" w:firstRow="1" w:lastColumn="0" w:lastRow="0" w:noHBand="0" w:noVBand="1" w:val="04A0"/>
+        <w:jc w:val="center"/>
+        <w:tblBorders>
+          <w:top w:val="single" w:sz="4" w:space="0" w:color="B7C0CC"/>
+          <w:left w:val="single" w:sz="4" w:space="0" w:color="B7C0CC"/>
+          <w:bottom w:val="single" w:sz="4" w:space="0" w:color="B7C0CC"/>
+          <w:right w:val="single" w:sz="4" w:space="0" w:color="B7C0CC"/>
+          <w:insideH w:val="single" w:sz="4" w:space="0" w:color="B7C0CC"/>
+          <w:insideV w:val="single" w:sz="4" w:space="0" w:color="B7C0CC"/>
+        </w:tblBorders>
       </w:tblPr>
       <w:tblGrid>
         <w:gridCol w:w="5046"/>
@@ -964,11 +1206,25 @@
         <w:tc>
           <w:tcPr>
             <w:tcW w:type="dxa" w:w="5046"/>
+            <w:vAlign w:val="center"/>
+            <w:tcMar>
+              <w:top w:w="60" w:type="dxa"/>
+              <w:bottom w:w="60" w:type="dxa"/>
+              <w:left w:w="110" w:type="dxa"/>
+              <w:right w:w="110" w:type="dxa"/>
+            </w:tcMar>
+            <w:shd w:val="clear" w:color="auto" w:fill="1B3A5B"/>
           </w:tcPr>
           <w:p>
+            <w:pPr>
+              <w:spacing w:after="40" w:before="40"/>
+            </w:pPr>
             <w:r>
               <w:rPr>
-                <w:b/>
+                <w:b w:val="true"/>
+                <w:color w:val="FFFFFF"/>
+                <w:sz w:val="24"/>
+                <w:szCs w:val="24"/>
               </w:rPr>
               <w:t>File</w:t>
             </w:r>
@@ -977,11 +1233,25 @@
         <w:tc>
           <w:tcPr>
             <w:tcW w:type="dxa" w:w="5046"/>
+            <w:vAlign w:val="center"/>
+            <w:tcMar>
+              <w:top w:w="60" w:type="dxa"/>
+              <w:bottom w:w="60" w:type="dxa"/>
+              <w:left w:w="110" w:type="dxa"/>
+              <w:right w:w="110" w:type="dxa"/>
+            </w:tcMar>
+            <w:shd w:val="clear" w:color="auto" w:fill="1B3A5B"/>
           </w:tcPr>
           <w:p>
+            <w:pPr>
+              <w:spacing w:after="40" w:before="40"/>
+            </w:pPr>
             <w:r>
               <w:rPr>
-                <w:b/>
+                <w:b w:val="true"/>
+                <w:color w:val="FFFFFF"/>
+                <w:sz w:val="24"/>
+                <w:szCs w:val="24"/>
               </w:rPr>
               <w:t>Purpose</w:t>
             </w:r>
@@ -992,9 +1262,23 @@
         <w:tc>
           <w:tcPr>
             <w:tcW w:type="dxa" w:w="5046"/>
+            <w:vAlign w:val="center"/>
+            <w:tcMar>
+              <w:top w:w="60" w:type="dxa"/>
+              <w:bottom w:w="60" w:type="dxa"/>
+              <w:left w:w="110" w:type="dxa"/>
+              <w:right w:w="110" w:type="dxa"/>
+            </w:tcMar>
           </w:tcPr>
           <w:p>
+            <w:pPr>
+              <w:spacing w:after="40" w:before="40"/>
+            </w:pPr>
             <w:r>
+              <w:rPr>
+                <w:sz w:val="22"/>
+                <w:szCs w:val="22"/>
+              </w:rPr>
               <w:t>scripts/generateData.js</w:t>
             </w:r>
           </w:p>
@@ -1002,9 +1286,23 @@
         <w:tc>
           <w:tcPr>
             <w:tcW w:type="dxa" w:w="5046"/>
+            <w:vAlign w:val="center"/>
+            <w:tcMar>
+              <w:top w:w="60" w:type="dxa"/>
+              <w:bottom w:w="60" w:type="dxa"/>
+              <w:left w:w="110" w:type="dxa"/>
+              <w:right w:w="110" w:type="dxa"/>
+            </w:tcMar>
           </w:tcPr>
           <w:p>
+            <w:pPr>
+              <w:spacing w:after="40" w:before="40"/>
+            </w:pPr>
             <w:r>
+              <w:rPr>
+                <w:sz w:val="22"/>
+                <w:szCs w:val="22"/>
+              </w:rPr>
               <w:t>Synthetic Zendesk-style ticket generator</w:t>
             </w:r>
           </w:p>
@@ -1014,9 +1312,23 @@
         <w:tc>
           <w:tcPr>
             <w:tcW w:type="dxa" w:w="5046"/>
+            <w:vAlign w:val="center"/>
+            <w:tcMar>
+              <w:top w:w="60" w:type="dxa"/>
+              <w:bottom w:w="60" w:type="dxa"/>
+              <w:left w:w="110" w:type="dxa"/>
+              <w:right w:w="110" w:type="dxa"/>
+            </w:tcMar>
           </w:tcPr>
           <w:p>
+            <w:pPr>
+              <w:spacing w:after="40" w:before="40"/>
+            </w:pPr>
             <w:r>
+              <w:rPr>
+                <w:sz w:val="22"/>
+                <w:szCs w:val="22"/>
+              </w:rPr>
               <w:t>public/data/tickets.json</w:t>
             </w:r>
           </w:p>
@@ -1024,9 +1336,23 @@
         <w:tc>
           <w:tcPr>
             <w:tcW w:type="dxa" w:w="5046"/>
+            <w:vAlign w:val="center"/>
+            <w:tcMar>
+              <w:top w:w="60" w:type="dxa"/>
+              <w:bottom w:w="60" w:type="dxa"/>
+              <w:left w:w="110" w:type="dxa"/>
+              <w:right w:w="110" w:type="dxa"/>
+            </w:tcMar>
           </w:tcPr>
           <w:p>
+            <w:pPr>
+              <w:spacing w:after="40" w:before="40"/>
+            </w:pPr>
             <w:r>
+              <w:rPr>
+                <w:sz w:val="22"/>
+                <w:szCs w:val="22"/>
+              </w:rPr>
               <w:t>Generated dataset</w:t>
             </w:r>
           </w:p>
@@ -1036,9 +1362,23 @@
         <w:tc>
           <w:tcPr>
             <w:tcW w:type="dxa" w:w="5046"/>
+            <w:vAlign w:val="center"/>
+            <w:tcMar>
+              <w:top w:w="60" w:type="dxa"/>
+              <w:bottom w:w="60" w:type="dxa"/>
+              <w:left w:w="110" w:type="dxa"/>
+              <w:right w:w="110" w:type="dxa"/>
+            </w:tcMar>
           </w:tcPr>
           <w:p>
+            <w:pPr>
+              <w:spacing w:after="40" w:before="40"/>
+            </w:pPr>
             <w:r>
+              <w:rPr>
+                <w:sz w:val="22"/>
+                <w:szCs w:val="22"/>
+              </w:rPr>
               <w:t>src/utils/metrics.js</w:t>
             </w:r>
           </w:p>
@@ -1046,9 +1386,23 @@
         <w:tc>
           <w:tcPr>
             <w:tcW w:type="dxa" w:w="5046"/>
+            <w:vAlign w:val="center"/>
+            <w:tcMar>
+              <w:top w:w="60" w:type="dxa"/>
+              <w:bottom w:w="60" w:type="dxa"/>
+              <w:left w:w="110" w:type="dxa"/>
+              <w:right w:w="110" w:type="dxa"/>
+            </w:tcMar>
           </w:tcPr>
           <w:p>
+            <w:pPr>
+              <w:spacing w:after="40" w:before="40"/>
+            </w:pPr>
             <w:r>
+              <w:rPr>
+                <w:sz w:val="22"/>
+                <w:szCs w:val="22"/>
+              </w:rPr>
               <w:t>Period bounds, MTTA/MTTR, CSAT, SLA, reopenings</w:t>
             </w:r>
           </w:p>
@@ -1058,9 +1412,23 @@
         <w:tc>
           <w:tcPr>
             <w:tcW w:type="dxa" w:w="5046"/>
+            <w:vAlign w:val="center"/>
+            <w:tcMar>
+              <w:top w:w="60" w:type="dxa"/>
+              <w:bottom w:w="60" w:type="dxa"/>
+              <w:left w:w="110" w:type="dxa"/>
+              <w:right w:w="110" w:type="dxa"/>
+            </w:tcMar>
           </w:tcPr>
           <w:p>
+            <w:pPr>
+              <w:spacing w:after="40" w:before="40"/>
+            </w:pPr>
             <w:r>
+              <w:rPr>
+                <w:sz w:val="22"/>
+                <w:szCs w:val="22"/>
+              </w:rPr>
               <w:t>src/utils/health.js</w:t>
             </w:r>
           </w:p>
@@ -1068,9 +1436,23 @@
         <w:tc>
           <w:tcPr>
             <w:tcW w:type="dxa" w:w="5046"/>
+            <w:vAlign w:val="center"/>
+            <w:tcMar>
+              <w:top w:w="60" w:type="dxa"/>
+              <w:bottom w:w="60" w:type="dxa"/>
+              <w:left w:w="110" w:type="dxa"/>
+              <w:right w:w="110" w:type="dxa"/>
+            </w:tcMar>
           </w:tcPr>
           <w:p>
+            <w:pPr>
+              <w:spacing w:after="40" w:before="40"/>
+            </w:pPr>
             <w:r>
+              <w:rPr>
+                <w:sz w:val="22"/>
+                <w:szCs w:val="22"/>
+              </w:rPr>
               <w:t>Health score, at-risk logic, Markdown report</w:t>
             </w:r>
           </w:p>
@@ -1080,9 +1462,23 @@
         <w:tc>
           <w:tcPr>
             <w:tcW w:type="dxa" w:w="5046"/>
+            <w:vAlign w:val="center"/>
+            <w:tcMar>
+              <w:top w:w="60" w:type="dxa"/>
+              <w:bottom w:w="60" w:type="dxa"/>
+              <w:left w:w="110" w:type="dxa"/>
+              <w:right w:w="110" w:type="dxa"/>
+            </w:tcMar>
           </w:tcPr>
           <w:p>
+            <w:pPr>
+              <w:spacing w:after="40" w:before="40"/>
+            </w:pPr>
             <w:r>
+              <w:rPr>
+                <w:sz w:val="22"/>
+                <w:szCs w:val="22"/>
+              </w:rPr>
               <w:t>src/utils/reportExport.js</w:t>
             </w:r>
           </w:p>
@@ -1090,9 +1486,23 @@
         <w:tc>
           <w:tcPr>
             <w:tcW w:type="dxa" w:w="5046"/>
+            <w:vAlign w:val="center"/>
+            <w:tcMar>
+              <w:top w:w="60" w:type="dxa"/>
+              <w:bottom w:w="60" w:type="dxa"/>
+              <w:left w:w="110" w:type="dxa"/>
+              <w:right w:w="110" w:type="dxa"/>
+            </w:tcMar>
           </w:tcPr>
           <w:p>
+            <w:pPr>
+              <w:spacing w:after="40" w:before="40"/>
+            </w:pPr>
             <w:r>
+              <w:rPr>
+                <w:sz w:val="22"/>
+                <w:szCs w:val="22"/>
+              </w:rPr>
               <w:t>PDF report generation</w:t>
             </w:r>
           </w:p>
@@ -1102,9 +1512,23 @@
         <w:tc>
           <w:tcPr>
             <w:tcW w:type="dxa" w:w="5046"/>
+            <w:vAlign w:val="center"/>
+            <w:tcMar>
+              <w:top w:w="60" w:type="dxa"/>
+              <w:bottom w:w="60" w:type="dxa"/>
+              <w:left w:w="110" w:type="dxa"/>
+              <w:right w:w="110" w:type="dxa"/>
+            </w:tcMar>
           </w:tcPr>
           <w:p>
+            <w:pPr>
+              <w:spacing w:after="40" w:before="40"/>
+            </w:pPr>
             <w:r>
+              <w:rPr>
+                <w:sz w:val="22"/>
+                <w:szCs w:val="22"/>
+              </w:rPr>
               <w:t>src/utils/ticketOps.js</w:t>
             </w:r>
           </w:p>
@@ -1112,9 +1536,23 @@
         <w:tc>
           <w:tcPr>
             <w:tcW w:type="dxa" w:w="5046"/>
+            <w:vAlign w:val="center"/>
+            <w:tcMar>
+              <w:top w:w="60" w:type="dxa"/>
+              <w:bottom w:w="60" w:type="dxa"/>
+              <w:left w:w="110" w:type="dxa"/>
+              <w:right w:w="110" w:type="dxa"/>
+            </w:tcMar>
           </w:tcPr>
           <w:p>
+            <w:pPr>
+              <w:spacing w:after="40" w:before="40"/>
+            </w:pPr>
             <w:r>
+              <w:rPr>
+                <w:sz w:val="22"/>
+                <w:szCs w:val="22"/>
+              </w:rPr>
               <w:t>Stale/aging thresholds, operational scope</w:t>
             </w:r>
           </w:p>
@@ -1124,9 +1562,23 @@
         <w:tc>
           <w:tcPr>
             <w:tcW w:type="dxa" w:w="5046"/>
+            <w:vAlign w:val="center"/>
+            <w:tcMar>
+              <w:top w:w="60" w:type="dxa"/>
+              <w:bottom w:w="60" w:type="dxa"/>
+              <w:left w:w="110" w:type="dxa"/>
+              <w:right w:w="110" w:type="dxa"/>
+            </w:tcMar>
           </w:tcPr>
           <w:p>
+            <w:pPr>
+              <w:spacing w:after="40" w:before="40"/>
+            </w:pPr>
             <w:r>
+              <w:rPr>
+                <w:sz w:val="22"/>
+                <w:szCs w:val="22"/>
+              </w:rPr>
               <w:t>src/utils/kpiDrilldown.js</w:t>
             </w:r>
           </w:p>
@@ -1134,9 +1586,23 @@
         <w:tc>
           <w:tcPr>
             <w:tcW w:type="dxa" w:w="5046"/>
+            <w:vAlign w:val="center"/>
+            <w:tcMar>
+              <w:top w:w="60" w:type="dxa"/>
+              <w:bottom w:w="60" w:type="dxa"/>
+              <w:left w:w="110" w:type="dxa"/>
+              <w:right w:w="110" w:type="dxa"/>
+            </w:tcMar>
           </w:tcPr>
           <w:p>
+            <w:pPr>
+              <w:spacing w:after="40" w:before="40"/>
+            </w:pPr>
             <w:r>
+              <w:rPr>
+                <w:sz w:val="22"/>
+                <w:szCs w:val="22"/>
+              </w:rPr>
               <w:t>KPI to ticket list drill-down</w:t>
             </w:r>
           </w:p>
@@ -1146,9 +1612,23 @@
         <w:tc>
           <w:tcPr>
             <w:tcW w:type="dxa" w:w="5046"/>
+            <w:vAlign w:val="center"/>
+            <w:tcMar>
+              <w:top w:w="60" w:type="dxa"/>
+              <w:bottom w:w="60" w:type="dxa"/>
+              <w:left w:w="110" w:type="dxa"/>
+              <w:right w:w="110" w:type="dxa"/>
+            </w:tcMar>
           </w:tcPr>
           <w:p>
+            <w:pPr>
+              <w:spacing w:after="40" w:before="40"/>
+            </w:pPr>
             <w:r>
+              <w:rPr>
+                <w:sz w:val="22"/>
+                <w:szCs w:val="22"/>
+              </w:rPr>
               <w:t>src/App.jsx</w:t>
             </w:r>
           </w:p>
@@ -1156,9 +1636,23 @@
         <w:tc>
           <w:tcPr>
             <w:tcW w:type="dxa" w:w="5046"/>
+            <w:vAlign w:val="center"/>
+            <w:tcMar>
+              <w:top w:w="60" w:type="dxa"/>
+              <w:bottom w:w="60" w:type="dxa"/>
+              <w:left w:w="110" w:type="dxa"/>
+              <w:right w:w="110" w:type="dxa"/>
+            </w:tcMar>
           </w:tcPr>
           <w:p>
+            <w:pPr>
+              <w:spacing w:after="40" w:before="40"/>
+            </w:pPr>
             <w:r>
+              <w:rPr>
+                <w:sz w:val="22"/>
+                <w:szCs w:val="22"/>
+              </w:rPr>
               <w:t>Filters, routing, tab layout</w:t>
             </w:r>
           </w:p>
@@ -1168,9 +1662,23 @@
         <w:tc>
           <w:tcPr>
             <w:tcW w:type="dxa" w:w="5046"/>
+            <w:vAlign w:val="center"/>
+            <w:tcMar>
+              <w:top w:w="60" w:type="dxa"/>
+              <w:bottom w:w="60" w:type="dxa"/>
+              <w:left w:w="110" w:type="dxa"/>
+              <w:right w:w="110" w:type="dxa"/>
+            </w:tcMar>
           </w:tcPr>
           <w:p>
+            <w:pPr>
+              <w:spacing w:after="40" w:before="40"/>
+            </w:pPr>
             <w:r>
+              <w:rPr>
+                <w:sz w:val="22"/>
+                <w:szCs w:val="22"/>
+              </w:rPr>
               <w:t>src/components/OverviewDashboard.jsx</w:t>
             </w:r>
           </w:p>
@@ -1178,9 +1686,23 @@
         <w:tc>
           <w:tcPr>
             <w:tcW w:type="dxa" w:w="5046"/>
+            <w:vAlign w:val="center"/>
+            <w:tcMar>
+              <w:top w:w="60" w:type="dxa"/>
+              <w:bottom w:w="60" w:type="dxa"/>
+              <w:left w:w="110" w:type="dxa"/>
+              <w:right w:w="110" w:type="dxa"/>
+            </w:tcMar>
           </w:tcPr>
           <w:p>
+            <w:pPr>
+              <w:spacing w:after="40" w:before="40"/>
+            </w:pPr>
             <w:r>
+              <w:rPr>
+                <w:sz w:val="22"/>
+                <w:szCs w:val="22"/>
+              </w:rPr>
               <w:t>Main dashboard composition</w:t>
             </w:r>
           </w:p>
@@ -1190,9 +1712,23 @@
         <w:tc>
           <w:tcPr>
             <w:tcW w:type="dxa" w:w="5046"/>
+            <w:vAlign w:val="center"/>
+            <w:tcMar>
+              <w:top w:w="60" w:type="dxa"/>
+              <w:bottom w:w="60" w:type="dxa"/>
+              <w:left w:w="110" w:type="dxa"/>
+              <w:right w:w="110" w:type="dxa"/>
+            </w:tcMar>
           </w:tcPr>
           <w:p>
+            <w:pPr>
+              <w:spacing w:after="40" w:before="40"/>
+            </w:pPr>
             <w:r>
+              <w:rPr>
+                <w:sz w:val="22"/>
+                <w:szCs w:val="22"/>
+              </w:rPr>
               <w:t>src/components/ExportBar.jsx</w:t>
             </w:r>
           </w:p>
@@ -1200,9 +1736,23 @@
         <w:tc>
           <w:tcPr>
             <w:tcW w:type="dxa" w:w="5046"/>
+            <w:vAlign w:val="center"/>
+            <w:tcMar>
+              <w:top w:w="60" w:type="dxa"/>
+              <w:bottom w:w="60" w:type="dxa"/>
+              <w:left w:w="110" w:type="dxa"/>
+              <w:right w:w="110" w:type="dxa"/>
+            </w:tcMar>
           </w:tcPr>
           <w:p>
+            <w:pPr>
+              <w:spacing w:after="40" w:before="40"/>
+            </w:pPr>
             <w:r>
+              <w:rPr>
+                <w:sz w:val="22"/>
+                <w:szCs w:val="22"/>
+              </w:rPr>
               <w:t>CSV, Markdown, PDF exports</w:t>
             </w:r>
           </w:p>
